--- a/АБК/Том СПС АБК/АОСР 2-СПС-АБК.docx
+++ b/АБК/Том СПС АБК/АОСР 2-СПС-АБК.docx
@@ -3583,7 +3583,7 @@
                 <w:i/>
                 <w:iCs/>
               </w:rPr>
-              <w:t xml:space="preserve">Исполнительная схема 16/1/26-ИД-АБК, листы 2–3.</w:t>
+              <w:t xml:space="preserve">Исполнительная схема 16/1/26-АПС,СОУЭ-ИД-АБК, листы 2–3.</w:t>
             </w:r>
           </w:p>
         </w:tc>
@@ -5004,7 +5004,7 @@
                 <w:i/>
                 <w:iCs/>
               </w:rPr>
-              <w:t xml:space="preserve">Исполнительная схема 16/1/26-ИД-АБК, листы 2–3.</w:t>
+              <w:t xml:space="preserve">Исполнительная схема 16/1/26-АПС,СОУЭ-ИД-АБК, листы 2–3.</w:t>
             </w:r>
           </w:p>
         </w:tc>
